--- a/backend/data/corpus/DOC-20250414-184.docx
+++ b/backend/data/corpus/DOC-20250414-184.docx
@@ -63,7 +63,7 @@
           <w:b/>
           <w:sz w:val="21"/>
         </w:rPr>
-        <w:t>Zubin Dunmore, MD, Ember Lake Medical Group, Roanoke, VA (RSM)</w:t>
+        <w:t>Pallavi Vasquez-Lund, MD, Northbrook Neurology Institute, Fayetteville, NC (RSM)</w:t>
       </w:r>
     </w:p>
     <w:p>
@@ -71,7 +71,7 @@
         <w:rPr>
           <w:sz w:val="21"/>
         </w:rPr>
-        <w:t>&gt; Caught a productive window over a quick coffee between patients.</w:t>
+        <w:t>&gt; Stopped by at the nurses' station for an unhurried conversation.</w:t>
       </w:r>
     </w:p>
     <w:p>
@@ -79,7 +79,7 @@
         <w:rPr>
           <w:sz w:val="21"/>
         </w:rPr>
-        <w:t>&gt; The referral queue looks better than last year since the summer, which shapes how much time there is for anything else.</w:t>
+        <w:t>&gt; Spent some time on the surgical workup list and how workup decisions get sequenced.</w:t>
       </w:r>
     </w:p>
     <w:p>
@@ -87,7 +87,23 @@
         <w:rPr>
           <w:sz w:val="21"/>
         </w:rPr>
-        <w:t>&gt; Referral patterns into this clinic have changed, and the pediatric-to-adult transfers is a bigger share than it was.</w:t>
+        <w:t>&gt; Most of the discussion was about the patient portal, which is being piloted this quarter.</w:t>
+      </w:r>
+    </w:p>
+    <w:p>
+      <w:r>
+        <w:rPr>
+          <w:sz w:val="21"/>
+        </w:rPr>
+        <w:t>&gt; The composition of the older half of the panel has shifted over the last year or two.</w:t>
+      </w:r>
+    </w:p>
+    <w:p>
+      <w:r>
+        <w:rPr>
+          <w:sz w:val="21"/>
+        </w:rPr>
+        <w:t>&gt; Noted that the appeals process varies by payer and that this is not specific to any one product.</w:t>
       </w:r>
     </w:p>
     <w:p>
@@ -103,7 +119,7 @@
           <w:b/>
           <w:sz w:val="21"/>
         </w:rPr>
-        <w:t>Anouk Brannigan, MD, Windrow Neuroscience Center, Eugene, OR (RSM)</w:t>
+        <w:t>Viraj Ashgrove, MD, Ironwood Neurology Associates, Buffalo, NY (RSM)</w:t>
       </w:r>
     </w:p>
     <w:p>
@@ -111,7 +127,279 @@
         <w:rPr>
           <w:sz w:val="21"/>
         </w:rPr>
-        <w:t>&gt; A twenty-minute meeting in the reading room, first one this quarter.</w:t>
+        <w:t>&gt; Mostly small talk about the program and the venue.</w:t>
+      </w:r>
+    </w:p>
+    <w:p>
+      <w:r>
+        <w:rPr>
+          <w:sz w:val="21"/>
+        </w:rPr>
+        <w:t>&gt; Asked about my travel schedule, since visits keep landing on the busiest clinic days.</w:t>
+      </w:r>
+    </w:p>
+    <w:p>
+      <w:r>
+        <w:rPr>
+          <w:sz w:val="21"/>
+        </w:rPr>
+        <w:t>&gt; Closed there — nothing that needed follow-up.</w:t>
+      </w:r>
+    </w:p>
+    <w:p>
+      <w:r>
+        <w:rPr>
+          <w:sz w:val="21"/>
+        </w:rPr>
+      </w:r>
+    </w:p>
+    <w:p>
+      <w:r>
+        <w:rPr>
+          <w:b/>
+          <w:sz w:val="21"/>
+        </w:rPr>
+        <w:t>Josefina Dellacroix, MD, Sandhill Neuroscience Center, Little Rock, AR (RSM)</w:t>
+      </w:r>
+    </w:p>
+    <w:p>
+      <w:r>
+        <w:rPr>
+          <w:sz w:val="21"/>
+        </w:rPr>
+        <w:t>&gt; Mostly small talk about the program and the venue.</w:t>
+      </w:r>
+    </w:p>
+    <w:p>
+      <w:r>
+        <w:rPr>
+          <w:sz w:val="21"/>
+        </w:rPr>
+        <w:t>&gt; The appeals process has improved somewhat, which came up as a general frustration.</w:t>
+      </w:r>
+    </w:p>
+    <w:p>
+      <w:r>
+        <w:rPr>
+          <w:sz w:val="21"/>
+        </w:rPr>
+        <w:t>&gt; Spent some time on the surgical workup list and how workup decisions get sequenced.</w:t>
+      </w:r>
+    </w:p>
+    <w:p>
+      <w:r>
+        <w:rPr>
+          <w:sz w:val="21"/>
+        </w:rPr>
+        <w:t>&gt; Asked about my travel schedule, since visits keep landing on the busiest clinic days.</w:t>
+      </w:r>
+    </w:p>
+    <w:p>
+      <w:r>
+        <w:rPr>
+          <w:sz w:val="21"/>
+        </w:rPr>
+        <w:t>&gt; Titration habits came up in general terms; no specifics were discussed and none were offered.</w:t>
+      </w:r>
+    </w:p>
+    <w:p>
+      <w:r>
+        <w:rPr>
+          <w:sz w:val="21"/>
+        </w:rPr>
+      </w:r>
+    </w:p>
+    <w:p>
+      <w:r>
+        <w:rPr>
+          <w:b/>
+          <w:sz w:val="21"/>
+        </w:rPr>
+        <w:t>Kenji Tavernier, MD, Highmoor Health Neurology, Reno, NV (RSM)</w:t>
+      </w:r>
+    </w:p>
+    <w:p>
+      <w:r>
+        <w:rPr>
+          <w:sz w:val="21"/>
+        </w:rPr>
+        <w:t>&gt; Titration scheduling is handled by nursing staff, which teh practice finds workable.</w:t>
+      </w:r>
+    </w:p>
+    <w:p>
+      <w:r>
+        <w:rPr>
+          <w:sz w:val="21"/>
+        </w:rPr>
+        <w:t>&gt; Spent some time on teh pediatric-to-adult transfers and how workup decisions get sequenced.</w:t>
+      </w:r>
+    </w:p>
+    <w:p>
+      <w:r>
+        <w:rPr>
+          <w:sz w:val="21"/>
+        </w:rPr>
+        <w:t>&gt; The composition of teh refractory group has shifted over the last year or two.</w:t>
+      </w:r>
+    </w:p>
+    <w:p>
+      <w:r>
+        <w:rPr>
+          <w:sz w:val="21"/>
+        </w:rPr>
+        <w:t>&gt; Mentioned a guideline update discussed at journal club but did not raise any specific finding.</w:t>
+      </w:r>
+    </w:p>
+    <w:p>
+      <w:r>
+        <w:rPr>
+          <w:sz w:val="21"/>
+        </w:rPr>
+        <w:t>&gt; Closed there — no materials requested.</w:t>
+      </w:r>
+    </w:p>
+    <w:p>
+      <w:r>
+        <w:rPr>
+          <w:sz w:val="21"/>
+        </w:rPr>
+      </w:r>
+    </w:p>
+    <w:p>
+      <w:r>
+        <w:rPr>
+          <w:b/>
+          <w:sz w:val="21"/>
+        </w:rPr>
+        <w:t>Thandiwe Brannigan, MD, Saltmarsh Neurological Care Center, Albany, NY (RSM)</w:t>
+      </w:r>
+    </w:p>
+    <w:p>
+      <w:r>
+        <w:rPr>
+          <w:sz w:val="21"/>
+        </w:rPr>
+        <w:t>&gt; A half-hour visit at the nurses' station; the schedule was tight.</w:t>
+      </w:r>
+    </w:p>
+    <w:p>
+      <w:r>
+        <w:rPr>
+          <w:sz w:val="21"/>
+        </w:rPr>
+        <w:t>&gt; Referenced a guideline update discussed at journal club in passing.</w:t>
+      </w:r>
+    </w:p>
+    <w:p>
+      <w:r>
+        <w:rPr>
+          <w:sz w:val="21"/>
+        </w:rPr>
+        <w:t>&gt; Asked what is known about women of childbearing potential as the group with the fewest documented options.</w:t>
+      </w:r>
+    </w:p>
+    <w:p>
+      <w:r>
+        <w:rPr>
+          <w:sz w:val="21"/>
+        </w:rPr>
+        <w:t>&gt; Titration habits came up in general terms; no specifics were discussed and none were offered.</w:t>
+      </w:r>
+    </w:p>
+    <w:p>
+      <w:r>
+        <w:rPr>
+          <w:sz w:val="21"/>
+        </w:rPr>
+        <w:t>&gt; The composition of long-standing patients has shifted over the last year or two.</w:t>
+      </w:r>
+    </w:p>
+    <w:p>
+      <w:r>
+        <w:rPr>
+          <w:sz w:val="21"/>
+        </w:rPr>
+      </w:r>
+    </w:p>
+    <w:p>
+      <w:r>
+        <w:rPr>
+          <w:b/>
+          <w:sz w:val="21"/>
+        </w:rPr>
+        <w:t>Leonie Eversholt, MD, Silver Creek Medical Group, Albany, NY (RSM)</w:t>
+      </w:r>
+    </w:p>
+    <w:p>
+      <w:r>
+        <w:rPr>
+          <w:sz w:val="21"/>
+        </w:rPr>
+        <w:t>&gt; The practice lost the epilepsy fellow and has not backfilled, so the referral queue is slowly recovering.</w:t>
+      </w:r>
+    </w:p>
+    <w:p>
+      <w:r>
+        <w:rPr>
+          <w:sz w:val="21"/>
+        </w:rPr>
+        <w:t>&gt; Onboarding two medical assistants is the current preoccupation here.</w:t>
+      </w:r>
+    </w:p>
+    <w:p>
+      <w:r>
+        <w:rPr>
+          <w:sz w:val="21"/>
+        </w:rPr>
+        <w:t>&gt; Benefit verification is the step that most often delays a start here.</w:t>
+      </w:r>
+    </w:p>
+    <w:p>
+      <w:r>
+        <w:rPr>
+          <w:sz w:val="21"/>
+        </w:rPr>
+        <w:t>&gt; Described a preference for slower titration in general, unrelated to any particular patient.</w:t>
+      </w:r>
+    </w:p>
+    <w:p>
+      <w:r>
+        <w:rPr>
+          <w:sz w:val="21"/>
+        </w:rPr>
+        <w:t>&gt; Mostly small talk about the program and the venue.</w:t>
+      </w:r>
+    </w:p>
+    <w:p>
+      <w:r>
+        <w:rPr>
+          <w:sz w:val="21"/>
+        </w:rPr>
+      </w:r>
+    </w:p>
+    <w:p>
+      <w:r>
+        <w:rPr>
+          <w:b/>
+          <w:sz w:val="21"/>
+        </w:rPr>
+        <w:t>Eloise Cavanaugh, MD, Marbury Neurological Care Center, Trenton, NJ (RSM)</w:t>
+      </w:r>
+    </w:p>
+    <w:p>
+      <w:r>
+        <w:rPr>
+          <w:sz w:val="21"/>
+        </w:rPr>
+        <w:t>&gt; A half-hour meeting over a quick coffee, first one this quarter.</w:t>
+      </w:r>
+    </w:p>
+    <w:p>
+      <w:r>
+        <w:rPr>
+          <w:sz w:val="21"/>
+        </w:rPr>
+        <w:t>&gt; Mentioned a case series someone forwarded but did not raise any specific finding.</w:t>
       </w:r>
     </w:p>
     <w:p>
@@ -127,7 +415,15 @@
         <w:rPr>
           <w:sz w:val="21"/>
         </w:rPr>
-        <w:t>&gt; Asked whether I had seen a guideline update discussed at journal club; I had not, and offered nothing in return.</w:t>
+        <w:t>&gt; Onboarding one of the nurse practitioners is the current preoccupation here.</w:t>
+      </w:r>
+    </w:p>
+    <w:p>
+      <w:r>
+        <w:rPr>
+          <w:sz w:val="21"/>
+        </w:rPr>
+        <w:t>&gt; Mostly small talk about the program and the venue.</w:t>
       </w:r>
     </w:p>
     <w:p>
@@ -143,7 +439,7 @@
           <w:b/>
           <w:sz w:val="21"/>
         </w:rPr>
-        <w:t>Lukas Eastmond, MD, Thornfield Regional Epilepsy Program, Savannah, GA (RSM)</w:t>
+        <w:t>Mairead Barrowman, MD, Foxglove Health Neurology, Eugene, OR (RSM)</w:t>
       </w:r>
     </w:p>
     <w:p>
@@ -151,7 +447,7 @@
         <w:rPr>
           <w:sz w:val="21"/>
         </w:rPr>
-        <w:t>&gt; A rushed conversation by the scheduling desk, mostly logistics.</w:t>
+        <w:t>&gt; Stopped by in the back office for a clipped conversation.</w:t>
       </w:r>
     </w:p>
     <w:p>
@@ -159,7 +455,7 @@
         <w:rPr>
           <w:sz w:val="21"/>
         </w:rPr>
-        <w:t>&gt; Benefit verification is the step that most often delays a start here.</w:t>
+        <w:t>&gt; Closed there — no specific request.</w:t>
       </w:r>
     </w:p>
     <w:p>
@@ -167,7 +463,7 @@
         <w:rPr>
           <w:sz w:val="21"/>
         </w:rPr>
-        <w:t>&gt; The practice lost two medical assistants and has not backfilled, so clinic throughput keeps slipping.</w:t>
+        <w:t>&gt; Referral patterns into this clinic have changed, and the older half of the panel is a bigger share than it was.</w:t>
       </w:r>
     </w:p>
     <w:p>
@@ -175,263 +471,7 @@
         <w:rPr>
           <w:sz w:val="21"/>
         </w:rPr>
-      </w:r>
-    </w:p>
-    <w:p>
-      <w:r>
-        <w:rPr>
-          <w:b/>
-          <w:sz w:val="21"/>
-        </w:rPr>
-        <w:t>Esperanza Jarreau, MD, Vantage Park Regional Epilepsy Program, Hartford, CT (RSM)</w:t>
-      </w:r>
-    </w:p>
-    <w:p>
-      <w:r>
-        <w:rPr>
-          <w:sz w:val="21"/>
-        </w:rPr>
-        <w:t>&gt; Talked through long-standing patients in general terms, without any specific case.</w:t>
-      </w:r>
-    </w:p>
-    <w:p>
-      <w:r>
-        <w:rPr>
-          <w:sz w:val="21"/>
-        </w:rPr>
-        <w:t>&gt; Most of the discussion was about the scheduling system, which went live without much warning.</w:t>
-      </w:r>
-    </w:p>
-    <w:p>
-      <w:r>
-        <w:rPr>
-          <w:sz w:val="21"/>
-        </w:rPr>
-        <w:t>&gt; Noted that formulary questions varies by payer and that this is not specific to any one product.</w:t>
-      </w:r>
-    </w:p>
-    <w:p>
-      <w:r>
-        <w:rPr>
-          <w:sz w:val="21"/>
-        </w:rPr>
-        <w:t>&gt; Referral patterns into this clinic have changed, and newly referred patients is a bigger share than it was.</w:t>
-      </w:r>
-    </w:p>
-    <w:p>
-      <w:r>
-        <w:rPr>
-          <w:sz w:val="21"/>
-        </w:rPr>
-        <w:t>&gt; Referenced a case series someone forwarded in passing.</w:t>
-      </w:r>
-    </w:p>
-    <w:p>
-      <w:r>
-        <w:rPr>
-          <w:sz w:val="21"/>
-        </w:rPr>
-      </w:r>
-    </w:p>
-    <w:p>
-      <w:r>
-        <w:rPr>
-          <w:b/>
-          <w:sz w:val="21"/>
-        </w:rPr>
-        <w:t>Odalys Corliss, MD, Ironwood Neurology Associates, Syracuse, NY (RSM)</w:t>
-      </w:r>
-    </w:p>
-    <w:p>
-      <w:r>
-        <w:rPr>
-          <w:sz w:val="21"/>
-        </w:rPr>
-        <w:t>&gt; Spent some time on the older half of the panel and how workup decisions get sequenced.</w:t>
-      </w:r>
-    </w:p>
-    <w:p>
-      <w:r>
-        <w:rPr>
-          <w:sz w:val="21"/>
-        </w:rPr>
-        <w:t>&gt; Referral patterns into this clinic have changed, and long-standing patients is a bigger share than it was.</w:t>
-      </w:r>
-    </w:p>
-    <w:p>
-      <w:r>
-        <w:rPr>
-          <w:sz w:val="21"/>
-        </w:rPr>
-        <w:t>&gt; The practice lost a rotating resident and has not backfilled, so clinic throughput is slowly recovering.</w:t>
-      </w:r>
-    </w:p>
-    <w:p>
-      <w:r>
-        <w:rPr>
-          <w:sz w:val="21"/>
-        </w:rPr>
-        <w:t>&gt; Agreed to reconnect at a follow-up appointment; no product discussion.</w:t>
-      </w:r>
-    </w:p>
-    <w:p>
-      <w:r>
-        <w:rPr>
-          <w:sz w:val="21"/>
-        </w:rPr>
-      </w:r>
-    </w:p>
-    <w:p>
-      <w:r>
-        <w:rPr>
-          <w:b/>
-          <w:sz w:val="21"/>
-        </w:rPr>
-        <w:t>Anjali Rusnak, MD, Ironwood Neurology Associates, Provo, UT (RSM)</w:t>
-      </w:r>
-    </w:p>
-    <w:p>
-      <w:r>
-        <w:rPr>
-          <w:sz w:val="21"/>
-        </w:rPr>
-        <w:t>&gt; Caught a fragmented window in the corridor between patients.</w:t>
-      </w:r>
-    </w:p>
-    <w:p>
-      <w:r>
-        <w:rPr>
-          <w:sz w:val="21"/>
-        </w:rPr>
-        <w:t>&gt; Benefit verification is the step that most often delays a start here.</w:t>
-      </w:r>
-    </w:p>
-    <w:p>
-      <w:r>
-        <w:rPr>
-          <w:sz w:val="21"/>
-        </w:rPr>
-        <w:t>&gt; The referral intake process is still being sorted out, and that took up the first part of the conversation.</w:t>
-      </w:r>
-    </w:p>
-    <w:p>
-      <w:r>
-        <w:rPr>
-          <w:sz w:val="21"/>
-        </w:rPr>
-        <w:t>&gt; Routine follow-up slots has stretched out since the summer, which shapes how much time there is for anything else.</w:t>
-      </w:r>
-    </w:p>
-    <w:p>
-      <w:r>
-        <w:rPr>
-          <w:sz w:val="21"/>
-        </w:rPr>
-        <w:t>&gt; Described a preference for slower titration in general, unrelated to any particular patient.</w:t>
-      </w:r>
-    </w:p>
-    <w:p>
-      <w:r>
-        <w:rPr>
-          <w:sz w:val="21"/>
-        </w:rPr>
-      </w:r>
-    </w:p>
-    <w:p>
-      <w:r>
-        <w:rPr>
-          <w:b/>
-          <w:sz w:val="21"/>
-        </w:rPr>
-        <w:t>Eloise Wycliffe, MD, Marbury Neurological Care Center, Providence, RI (RSM)</w:t>
-      </w:r>
-    </w:p>
-    <w:p>
-      <w:r>
-        <w:rPr>
-          <w:sz w:val="21"/>
-        </w:rPr>
-        <w:t>&gt; Caught a rushed window in the back office between patients.</w:t>
-      </w:r>
-    </w:p>
-    <w:p>
-      <w:r>
-        <w:rPr>
-          <w:sz w:val="21"/>
-        </w:rPr>
-        <w:t>&gt; Agreed to reconnect at the next visit; no materials requested.</w:t>
-      </w:r>
-    </w:p>
-    <w:p>
-      <w:r>
-        <w:rPr>
-          <w:sz w:val="21"/>
-        </w:rPr>
-        <w:t>&gt; Described how the pediatric-to-adult transfers is triaged now compared with before.</w:t>
-      </w:r>
-    </w:p>
-    <w:p>
-      <w:r>
-        <w:rPr>
-          <w:sz w:val="21"/>
-        </w:rPr>
-        <w:t>&gt; Onboarding two medical assistants is the current preoccupation here.</w:t>
-      </w:r>
-    </w:p>
-    <w:p>
-      <w:r>
-        <w:rPr>
-          <w:sz w:val="21"/>
-        </w:rPr>
-      </w:r>
-    </w:p>
-    <w:p>
-      <w:r>
-        <w:rPr>
-          <w:b/>
-          <w:sz w:val="21"/>
-        </w:rPr>
-        <w:t>Ulrike Wetherby, MD, Juniper Flats Neurology Partners, Fayetteville, NC (RSM)</w:t>
-      </w:r>
-    </w:p>
-    <w:p>
-      <w:r>
-        <w:rPr>
-          <w:sz w:val="21"/>
-        </w:rPr>
-        <w:t>&gt; The scheduling system changed again last month, and that took up the first part of the conversation.</w:t>
-      </w:r>
-    </w:p>
-    <w:p>
-      <w:r>
-        <w:rPr>
-          <w:sz w:val="21"/>
-        </w:rPr>
-        <w:t>&gt; Mentioned a session summary from a colleague but did not raise any specific finding.</w:t>
-      </w:r>
-    </w:p>
-    <w:p>
-      <w:r>
-        <w:rPr>
-          <w:sz w:val="21"/>
-        </w:rPr>
-        <w:t>&gt; No product discussion this time. Asked about safety and confirmed nothing to report.</w:t>
-      </w:r>
-    </w:p>
-    <w:p>
-      <w:r>
-        <w:rPr>
-          <w:sz w:val="21"/>
-        </w:rPr>
-        <w:t>&gt; Formulary questions varies by payer, which came up as a general frustration.</w:t>
-      </w:r>
-    </w:p>
-    <w:p>
-      <w:r>
-        <w:rPr>
-          <w:sz w:val="21"/>
-        </w:rPr>
-        <w:t>&gt; Titration scheduling is handled by nursing staff, which the practice finds workable.</w:t>
+        <w:t>&gt; Asked whether I had seen a guideline update discussed at journal club; I had not, and offered nothing in return.</w:t>
       </w:r>
     </w:p>
     <w:p>
